--- a/data/revised_2026-10_full/tracked/v2/Maths/SS3.2_Rotation/Mathematics_Rotation_SummaryTable_TRACKED.docx
+++ b/data/revised_2026-10_full/tracked/v2/Maths/SS3.2_Rotation/Mathematics_Rotation_SummaryTable_TRACKED.docx
@@ -1352,7 +1352,7 @@
               </w:rPr>
               <w:t xml:space="preserve">What we observed: a cuboid with non-square ends turned onto itself twice in a full turn about each of 3 axes; a square-based prism had one axis of order 4 and </w:t>
             </w:r>
-            <w:del w:id="9001" w:author="Claude (AI) - proposed" w:date="2026-10-15T12:58:18Z">
+            <w:del w:id="9001" w:author="Claude (AI) - proposed" w:date="2026-10-18T00:31:28Z">
               <w:r>
                 <w:rPr>
                   <w:rFonts w:ascii="Arial" w:cs="Arial" w:eastAsia="Arial" w:hAnsi="Arial"/>
@@ -1367,7 +1367,7 @@
                 <w:delText xml:space="preserve">two</w:delText>
               </w:r>
             </w:del>
-            <w:ins w:id="9002" w:author="Claude (AI) - proposed" w:date="2026-10-15T12:58:18Z">
+            <w:ins w:id="9002" w:author="Claude (AI) - proposed" w:date="2026-10-18T00:31:28Z">
               <w:r>
                 <w:rPr>
                   <w:rFonts w:ascii="Arial" w:cs="Arial" w:eastAsia="Arial" w:hAnsi="Arial"/>
@@ -2199,7 +2199,7 @@
         </w:rPr>
         <w:t xml:space="preserve">© 2026 SeaVuria and ARES. This work is licensed under a </w:t>
       </w:r>
-      <w:hyperlink w:history="1" r:id="rIdecioe_agd7olpqwz1pkgu">
+      <w:hyperlink w:history="1" r:id="rId9eswzemn8xrjugdd_rvtv">
         <w:r>
           <w:rPr>
             <w:rFonts w:ascii="Arial" w:cs="Arial" w:eastAsia="Arial" w:hAnsi="Arial"/>
@@ -2219,7 +2219,7 @@
         </w:rPr>
         <w:t xml:space="preserve"> (</w:t>
       </w:r>
-      <w:hyperlink w:history="1" r:id="rIdevtvvsr3cvgbv9wny8217">
+      <w:hyperlink w:history="1" r:id="rIdazdf4vq5r-sdns4yzup2d">
         <w:r>
           <w:rPr>
             <w:rFonts w:ascii="Arial" w:cs="Arial" w:eastAsia="Arial" w:hAnsi="Arial"/>
@@ -2239,7 +2239,7 @@
         </w:rPr>
         <w:t xml:space="preserve">). To view a copy of this license, visit </w:t>
       </w:r>
-      <w:hyperlink w:history="1" r:id="rIdn4h3pabmod8a0p1ndirmo">
+      <w:hyperlink w:history="1" r:id="rIds5roainnjgdotd6vhhsle">
         <w:r>
           <w:rPr>
             <w:rFonts w:ascii="Arial" w:cs="Arial" w:eastAsia="Arial" w:hAnsi="Arial"/>
